--- a/pr-preview/pr-366/prediction-handout-tracked-changes.docx
+++ b/pr-preview/pr-366/prediction-handout-tracked-changes.docx
@@ -16,7 +16,7 @@
       </w:pPr>
       <w:del w:id="1" w:author="PR Preview" w:date="2026-01-01T00:00:00Z">
         <w:r>
-          <w:delText xml:space="preserve">Last modified: 2026-10-19 01:04:06 (PDT)</w:delText>
+          <w:delText xml:space="preserve">Last modified: 2026-10-19 09:39:54 (PDT)</w:delText>
         </w:r>
       </w:del>
     </w:p>
@@ -26,7 +26,7 @@
       </w:pPr>
       <w:ins w:id="2" w:author="PR Preview" w:date="2026-01-01T00:00:00Z">
         <w:r>
-          <w:t xml:space="preserve">Last modified: 2026-10-19 01:09:03 (PDT)</w:t>
+          <w:t xml:space="preserve">Last modified: 2026-10-19 09:45:06 (PDT)</w:t>
         </w:r>
       </w:ins>
     </w:p>
@@ -4507,9 +4507,9 @@
         <w:pStyle w:val="BodyText"/>
       </w:pPr>
       <w:r>
-        <w:t xml:space="preserve">$$\operatorname{sMSE}\mathopen{}\left(\hat y\right)\mathclose{} = \frac{1}{n} \text{RSS}(\hat{\mathord{\smash[b]{\underset{\raise.3ex\hbox{$\scriptstyle\sim$}}{\theta}}\vphantom{\theta}}}),
+        <w:t xml:space="preserve">$${\operatorname{sMSE}\mathopen{}\left(\hat y\right)\mathclose{}} = \frac{1}{n} \text{RSS}(\hat{\mathord{\smash[b]{\underset{\raise.3ex\hbox{$\scriptstyle\sim$}}{\theta}}\vphantom{\theta}}}),
     \qquad
-    \text{RSS}(\hat{\mathord{\smash[b]{\underset{\raise.3ex\hbox{$\scriptstyle\sim$}}{\theta}}\vphantom{\theta}}}) = n \, \operatorname{sMSE}\mathopen{}\left(\hat y\right)\mathclose{}.$$</w:t>
+    \text{RSS}(\hat{\mathord{\smash[b]{\underset{\raise.3ex\hbox{$\scriptstyle\sim$}}{\theta}}\vphantom{\theta}}}) = n \, {\operatorname{sMSE}\mathopen{}\left(\hat y\right)\mathclose{}}.$$</w:t>
       </w:r>
     </w:p>
     <w:bookmarkEnd w:id="31"/>
